--- a/klagomål/A 30590-2026 FSC-klagomål.docx
+++ b/klagomål/A 30590-2026 FSC-klagomål.docx
@@ -969,7 +969,7 @@
     <w:r>
       <w:tab/>
       <w:tab/>
-      <w:t>2026-07-13</w:t>
+      <w:t>2026-07-14</w:t>
       <w:br/>
       <w:br/>
     </w:r>

--- a/klagomål/A 30590-2026 FSC-klagomål.docx
+++ b/klagomål/A 30590-2026 FSC-klagomål.docx
@@ -969,7 +969,7 @@
     <w:r>
       <w:tab/>
       <w:tab/>
-      <w:t>2026-07-14</w:t>
+      <w:t>2026-07-15</w:t>
       <w:br/>
       <w:br/>
     </w:r>

--- a/klagomål/A 30590-2026 FSC-klagomål.docx
+++ b/klagomål/A 30590-2026 FSC-klagomål.docx
@@ -969,7 +969,7 @@
     <w:r>
       <w:tab/>
       <w:tab/>
-      <w:t>2026-07-15</w:t>
+      <w:t>2026-07-16</w:t>
       <w:br/>
       <w:br/>
     </w:r>

--- a/klagomål/A 30590-2026 FSC-klagomål.docx
+++ b/klagomål/A 30590-2026 FSC-klagomål.docx
@@ -969,7 +969,7 @@
     <w:r>
       <w:tab/>
       <w:tab/>
-      <w:t>2026-07-16</w:t>
+      <w:t>2026-07-17</w:t>
       <w:br/>
       <w:br/>
     </w:r>

--- a/klagomål/A 30590-2026 FSC-klagomål.docx
+++ b/klagomål/A 30590-2026 FSC-klagomål.docx
@@ -969,7 +969,7 @@
     <w:r>
       <w:tab/>
       <w:tab/>
-      <w:t>2026-07-17</w:t>
+      <w:t>2026-07-18</w:t>
       <w:br/>
       <w:br/>
     </w:r>

--- a/klagomål/A 30590-2026 FSC-klagomål.docx
+++ b/klagomål/A 30590-2026 FSC-klagomål.docx
@@ -969,7 +969,7 @@
     <w:r>
       <w:tab/>
       <w:tab/>
-      <w:t>2026-07-18</w:t>
+      <w:t>2026-07-19</w:t>
       <w:br/>
       <w:br/>
     </w:r>

--- a/klagomål/A 30590-2026 FSC-klagomål.docx
+++ b/klagomål/A 30590-2026 FSC-klagomål.docx
@@ -969,7 +969,7 @@
     <w:r>
       <w:tab/>
       <w:tab/>
-      <w:t>2026-07-19</w:t>
+      <w:t>2026-07-20</w:t>
       <w:br/>
       <w:br/>
     </w:r>

--- a/klagomål/A 30590-2026 FSC-klagomål.docx
+++ b/klagomål/A 30590-2026 FSC-klagomål.docx
@@ -969,7 +969,7 @@
     <w:r>
       <w:tab/>
       <w:tab/>
-      <w:t>2026-07-20</w:t>
+      <w:t>2026-07-21</w:t>
       <w:br/>
       <w:br/>
     </w:r>

--- a/klagomål/A 30590-2026 FSC-klagomål.docx
+++ b/klagomål/A 30590-2026 FSC-klagomål.docx
@@ -969,7 +969,7 @@
     <w:r>
       <w:tab/>
       <w:tab/>
-      <w:t>2026-07-21</w:t>
+      <w:t>2026-07-22</w:t>
       <w:br/>
       <w:br/>
     </w:r>

--- a/klagomål/A 30590-2026 FSC-klagomål.docx
+++ b/klagomål/A 30590-2026 FSC-klagomål.docx
@@ -969,7 +969,7 @@
     <w:r>
       <w:tab/>
       <w:tab/>
-      <w:t>2026-07-22</w:t>
+      <w:t>2026-07-23</w:t>
       <w:br/>
       <w:br/>
     </w:r>

--- a/klagomål/A 30590-2026 FSC-klagomål.docx
+++ b/klagomål/A 30590-2026 FSC-klagomål.docx
@@ -969,7 +969,7 @@
     <w:r>
       <w:tab/>
       <w:tab/>
-      <w:t>2026-07-23</w:t>
+      <w:t>2026-07-24</w:t>
       <w:br/>
       <w:br/>
     </w:r>

--- a/klagomål/A 30590-2026 FSC-klagomål.docx
+++ b/klagomål/A 30590-2026 FSC-klagomål.docx
@@ -969,7 +969,7 @@
     <w:r>
       <w:tab/>
       <w:tab/>
-      <w:t>2026-07-24</w:t>
+      <w:t>2026-07-25</w:t>
       <w:br/>
       <w:br/>
     </w:r>

--- a/klagomål/A 30590-2026 FSC-klagomål.docx
+++ b/klagomål/A 30590-2026 FSC-klagomål.docx
@@ -969,7 +969,7 @@
     <w:r>
       <w:tab/>
       <w:tab/>
-      <w:t>2026-07-25</w:t>
+      <w:t>2026-07-26</w:t>
       <w:br/>
       <w:br/>
     </w:r>

--- a/klagomål/A 30590-2026 FSC-klagomål.docx
+++ b/klagomål/A 30590-2026 FSC-klagomål.docx
@@ -969,7 +969,7 @@
     <w:r>
       <w:tab/>
       <w:tab/>
-      <w:t>2026-07-26</w:t>
+      <w:t>2026-07-27</w:t>
       <w:br/>
       <w:br/>
     </w:r>

--- a/klagomål/A 30590-2026 FSC-klagomål.docx
+++ b/klagomål/A 30590-2026 FSC-klagomål.docx
@@ -969,7 +969,7 @@
     <w:r>
       <w:tab/>
       <w:tab/>
-      <w:t>2026-07-27</w:t>
+      <w:t>2026-07-28</w:t>
       <w:br/>
       <w:br/>
     </w:r>

--- a/klagomål/A 30590-2026 FSC-klagomål.docx
+++ b/klagomål/A 30590-2026 FSC-klagomål.docx
@@ -969,7 +969,7 @@
     <w:r>
       <w:tab/>
       <w:tab/>
-      <w:t>2026-07-28</w:t>
+      <w:t>2026-07-29</w:t>
       <w:br/>
       <w:br/>
     </w:r>

--- a/klagomål/A 30590-2026 FSC-klagomål.docx
+++ b/klagomål/A 30590-2026 FSC-klagomål.docx
@@ -969,7 +969,7 @@
     <w:r>
       <w:tab/>
       <w:tab/>
-      <w:t>2026-07-29</w:t>
+      <w:t>2026-07-30</w:t>
       <w:br/>
       <w:br/>
     </w:r>

--- a/klagomål/A 30590-2026 FSC-klagomål.docx
+++ b/klagomål/A 30590-2026 FSC-klagomål.docx
@@ -969,7 +969,7 @@
     <w:r>
       <w:tab/>
       <w:tab/>
-      <w:t>2026-07-30</w:t>
+      <w:t>2026-07-31</w:t>
       <w:br/>
       <w:br/>
     </w:r>

--- a/klagomål/A 30590-2026 FSC-klagomål.docx
+++ b/klagomål/A 30590-2026 FSC-klagomål.docx
@@ -969,7 +969,7 @@
     <w:r>
       <w:tab/>
       <w:tab/>
-      <w:t>2026-07-31</w:t>
+      <w:t>2026-08-01</w:t>
       <w:br/>
       <w:br/>
     </w:r>

--- a/klagomål/A 30590-2026 FSC-klagomål.docx
+++ b/klagomål/A 30590-2026 FSC-klagomål.docx
@@ -969,7 +969,7 @@
     <w:r>
       <w:tab/>
       <w:tab/>
-      <w:t>2026-08-01</w:t>
+      <w:t>2026-08-02</w:t>
       <w:br/>
       <w:br/>
     </w:r>

--- a/klagomål/A 30590-2026 FSC-klagomål.docx
+++ b/klagomål/A 30590-2026 FSC-klagomål.docx
@@ -969,7 +969,7 @@
     <w:r>
       <w:tab/>
       <w:tab/>
-      <w:t>2026-08-02</w:t>
+      <w:t>2026-08-03</w:t>
       <w:br/>
       <w:br/>
     </w:r>

--- a/klagomål/A 30590-2026 FSC-klagomål.docx
+++ b/klagomål/A 30590-2026 FSC-klagomål.docx
@@ -969,7 +969,7 @@
     <w:r>
       <w:tab/>
       <w:tab/>
-      <w:t>2026-08-03</w:t>
+      <w:t>2026-08-05</w:t>
       <w:br/>
       <w:br/>
     </w:r>

--- a/klagomål/A 30590-2026 FSC-klagomål.docx
+++ b/klagomål/A 30590-2026 FSC-klagomål.docx
@@ -969,7 +969,7 @@
     <w:r>
       <w:tab/>
       <w:tab/>
-      <w:t>2026-08-05</w:t>
+      <w:t>2026-08-07</w:t>
       <w:br/>
       <w:br/>
     </w:r>

--- a/klagomål/A 30590-2026 FSC-klagomål.docx
+++ b/klagomål/A 30590-2026 FSC-klagomål.docx
@@ -969,7 +969,7 @@
     <w:r>
       <w:tab/>
       <w:tab/>
-      <w:t>2026-08-07</w:t>
+      <w:t>2026-08-08</w:t>
       <w:br/>
       <w:br/>
     </w:r>

--- a/klagomål/A 30590-2026 FSC-klagomål.docx
+++ b/klagomål/A 30590-2026 FSC-klagomål.docx
@@ -216,7 +216,7 @@
         <w:spacing w:after="240"/>
       </w:pPr>
       <w:r>
-        <w:t>Figur 1. Fyndplatser för naturvårdsarter i och inom 25 meter från avverkningsanmälan. Markörer utan svart kant är placerade på fyndplatsen. Markörer med svart kant är placerade vid sidan av fyndplatsen har ett svart streck som visar fyndplatsens exakta position. Kartans mittpunktskoordinat är N 7037237, E 445773 i SWEREF 99 TM.</w:t>
+        <w:t>Figur 1. Fyndplatser för naturvårdsarter i och inom 25 meter från avverkningsanmälan. Markörer utan svart kant är placerade på fyndplatsen. Markörer med svart kant är placerade vid sidan av fyndplatsen och har ett svart streck som visar fyndplatsens exakta position. Kartans mittpunktskoordinat är N 7037237, E 445773 i SWEREF 99 TM.</w:t>
       </w:r>
     </w:p>
     <w:p>
@@ -969,7 +969,7 @@
     <w:r>
       <w:tab/>
       <w:tab/>
-      <w:t>2026-08-14</w:t>
+      <w:t>2026-08-15</w:t>
       <w:br/>
       <w:br/>
     </w:r>

--- a/klagomål/A 30590-2026 FSC-klagomål.docx
+++ b/klagomål/A 30590-2026 FSC-klagomål.docx
@@ -221,7 +221,7 @@
     </w:p>
     <w:p>
       <w:r>
-        <w:t>I och inom 25 meter från avverkningsanmälan finns fynd av 3 naturvårdsarter, varav 2 är rödlistade, 1 är fridlyst, 3 är typiska (T) och 1 är signalart (S): harticka (NT, T), tretåig hackspett (NT, T, §4) och finbräken (S, T). Se Figur 1.</w:t>
+        <w:t>I och inom 25 meter från avverkningsanmälan finns fynd av 10 naturvårdsarter, varav 5 är rödlistade, 3 är fridlysta, 9 är typiska (T) och 3 är signalarter (S): garnlav (VU, T), harticka (NT, T), lunglav (NT, T), tretåig hackspett (NT, T, §4), äggvaxskivling (NT), finbräken (S, T), kransrams (S, T), spindelblomster (S, T, §8), blåsippa (T, §9) och torta (T). Se Figur 1.</w:t>
       </w:r>
     </w:p>
     <w:p>
@@ -252,6 +252,35 @@
         <w:rPr>
           <w:b/>
         </w:rPr>
+        <w:t>Garnlav (VU)</w:t>
+      </w:r>
+      <w:r>
+        <w:t xml:space="preserve"> är en utpräglad barrskogsart som ibland kan drapera träden i norrländska grannaturskogar med hög luftfuktighet. Den förekommer även i talldominerade bestånd där den, förutom i trädens grenverk, påträffas hängande över ojämnheter i tallbarken. Arten har minskat starkt i södra och mellersta Sverige och den minskar även i sitt nordliga utbredningsområde. Minskningstakten uppgår till 30 (20–50) % inom 50 år och överstiger gränsvärdet för Sårbar (VU). Orsaken till tillbakagången beror främst på slutavverkningar av naturskogsartade skogar. Bestånd med riklig förekomst bör regelmässigt sparas, vilket även gynnar flera andra sällsynta och rödlistade arter. Garnlav är värdväxt för den mycket sällsynta och akut hotade fjärilen barrskogslavfly (CR) som hör hemma i boreala barrskogar med riklig förekomst av värdväxten. Tidigare kunde arten konstateras årligen på flera platser vid Dala-Floda i Dalarna innan lokalerna kalavverkades. Senaste fyndet i landet av barrskogslavfly är från år 2000 då den påträffades vid Högberget i Sollefteå kommun. Garnlav är typisk art för </w:t>
+      </w:r>
+      <w:r>
+        <w:rPr>
+          <w:i/>
+        </w:rPr>
+        <w:t xml:space="preserve">9010 Taiga </w:t>
+      </w:r>
+      <w:r>
+        <w:t>och</w:t>
+      </w:r>
+      <w:r>
+        <w:rPr>
+          <w:i/>
+        </w:rPr>
+        <w:t xml:space="preserve"> 9070 Trädklädd betesmark</w:t>
+      </w:r>
+      <w:r>
+        <w:t xml:space="preserve"> (SLU Artdatabanken, 2026).</w:t>
+      </w:r>
+    </w:p>
+    <w:p>
+      <w:r>
+        <w:rPr>
+          <w:b/>
+        </w:rPr>
         <w:t>Harticka (NT)</w:t>
       </w:r>
       <w:r>
@@ -281,6 +310,62 @@
         <w:rPr>
           <w:b/>
         </w:rPr>
+        <w:t>Lunglav (NT)</w:t>
+      </w:r>
+      <w:r>
+        <w:t xml:space="preserve"> är en av vårt lands främsta signalarter som överallt indikerar gamla lövträd, skogsbestånd med höga naturvärden och ekosystem med långskoglig kontinuitet. Lokalt kan förekomsten vara mycket riklig men den hittas nästan enbart i gamla och ej slutavverkade skogar. Artens samtliga förekomster bör uppmärksammas från naturvårdssynpunkt, då många lokaler även hyser andra ovanliga och rödlistade arter. Rikliga förekomster bör skyddas med biotopskydd, frivilliga avsättningar eller reservat. På lunglav kan de sällsynta lavparasiterna lunglavshårprick (CR), </w:t>
+      </w:r>
+      <w:r>
+        <w:rPr>
+          <w:i/>
+        </w:rPr>
+        <w:t>Abrothallus diederichii</w:t>
+      </w:r>
+      <w:r>
+        <w:t xml:space="preserve"> (VU), </w:t>
+      </w:r>
+      <w:r>
+        <w:rPr>
+          <w:i/>
+        </w:rPr>
+        <w:t>Abrothallus lobariae</w:t>
+      </w:r>
+      <w:r>
+        <w:t xml:space="preserve"> (VU), </w:t>
+      </w:r>
+      <w:r>
+        <w:rPr>
+          <w:i/>
+        </w:rPr>
+        <w:t>Calycina lobariae</w:t>
+      </w:r>
+      <w:r>
+        <w:t xml:space="preserve"> (VU), lunglavsknapp (VU) och skrovelmössing (VU) påträffas. Lunglav är typisk art för </w:t>
+      </w:r>
+      <w:r>
+        <w:rPr>
+          <w:i/>
+        </w:rPr>
+        <w:t>9010 Taiga, 9020 Nordlig ädellövskog, 9110 Näringsfattig bokskog, 9130 Näringsrik bokskog, 9160 Näringsrik ekskog, 9180 Ädellövskog i branter, 9190 Näringsfattig ekskog, 9070 Trädklädd betesmark, 9040 Fjällbjörkskog</w:t>
+      </w:r>
+      <w:r>
+        <w:t xml:space="preserve"> och</w:t>
+      </w:r>
+      <w:r>
+        <w:rPr>
+          <w:i/>
+        </w:rPr>
+        <w:t xml:space="preserve"> 6530 Lövängar</w:t>
+      </w:r>
+      <w:r>
+        <w:t xml:space="preserve"> (SLU Artdatabanken, 2026; Nitare &amp; Skogsstyrelsen, 2019).</w:t>
+      </w:r>
+    </w:p>
+    <w:p>
+      <w:r>
+        <w:rPr>
+          <w:b/>
+        </w:rPr>
         <w:t>Tretåig hackspett (NT, §4)</w:t>
       </w:r>
       <w:r>
@@ -310,6 +395,17 @@
         <w:rPr>
           <w:b/>
         </w:rPr>
+        <w:t>Äggvaxskivling (NT)</w:t>
+      </w:r>
+      <w:r>
+        <w:t xml:space="preserve"> bildar mykorrhiza med gran och förekommer huvudsakligen i äldre blåbärsgranskog. Har i Sverige en nordlig utbredningsbild och är relativt vanlig i norra Sverige. Total population i landet bedöms ha minskat kraftigt och fortgående att minska p.g.a. slutavverkningar av kontinuitetsskogar. Skogar med rik förekomst av äggvaxskivling brukar ha en artrik flora av mykorrhizasvampar och kan betraktas som nyckelbiotoper (SLU Artdatabanken, 2024).</w:t>
+      </w:r>
+    </w:p>
+    <w:p>
+      <w:r>
+        <w:rPr>
+          <w:b/>
+        </w:rPr>
         <w:t>Finbräken</w:t>
       </w:r>
       <w:r>
@@ -332,6 +428,113 @@
       </w:r>
       <w:r>
         <w:t>(SLU Artdatabanken, 2024; Nitare &amp; Skogsstyrelsen, 2019).</w:t>
+      </w:r>
+    </w:p>
+    <w:p>
+      <w:r>
+        <w:rPr>
+          <w:b/>
+        </w:rPr>
+        <w:t>Kransrams</w:t>
+      </w:r>
+      <w:r>
+        <w:t xml:space="preserve"> är typisk art för </w:t>
+      </w:r>
+      <w:r>
+        <w:rPr>
+          <w:i/>
+        </w:rPr>
+        <w:t xml:space="preserve">9020 Nordlig ädellövskog </w:t>
+      </w:r>
+      <w:r>
+        <w:t>(SLU Artdatabanken, 2025).</w:t>
+      </w:r>
+    </w:p>
+    <w:p>
+      <w:r>
+        <w:rPr>
+          <w:b/>
+        </w:rPr>
+        <w:t>Spindelblomster (§8)</w:t>
+      </w:r>
+      <w:r>
+        <w:t xml:space="preserve"> växer i äldre mossrik granskog eller barrblandskog, men även i fjällbjörkskog. Arten indikerar långvarig trädkontinuitet och hög luftfuktighet och är mycket känslig för uttorkning och markskador. Spindelblomster har i många trakter minskat starkt under senare tid på grund av slutavverkningar och skogsmarksdikning. Spindelblomster är typisk art för </w:t>
+      </w:r>
+      <w:r>
+        <w:rPr>
+          <w:i/>
+        </w:rPr>
+        <w:t xml:space="preserve">9010 Taiga, 9050 Näringsrik granskog </w:t>
+      </w:r>
+      <w:r>
+        <w:t>och</w:t>
+      </w:r>
+      <w:r>
+        <w:rPr>
+          <w:i/>
+        </w:rPr>
+        <w:t xml:space="preserve"> 9040 Fjällbjörkskog</w:t>
+      </w:r>
+      <w:r>
+        <w:t xml:space="preserve"> (Nitare &amp; Skogsstyrelsen, 2019; SLU Artdatabanken, 2025).</w:t>
+      </w:r>
+    </w:p>
+    <w:p>
+      <w:r>
+        <w:rPr>
+          <w:b/>
+        </w:rPr>
+        <w:t>Blåsippa (§9)</w:t>
+      </w:r>
+      <w:r>
+        <w:t xml:space="preserve"> är typisk art för </w:t>
+      </w:r>
+      <w:r>
+        <w:rPr>
+          <w:i/>
+        </w:rPr>
+        <w:t>9050 Näringsrik granskog, 9020 Nordlig ädellövskog</w:t>
+      </w:r>
+      <w:r>
+        <w:t xml:space="preserve"> och </w:t>
+      </w:r>
+      <w:r>
+        <w:rPr>
+          <w:i/>
+        </w:rPr>
+        <w:t>8240 Karsthällmarker</w:t>
+      </w:r>
+      <w:r>
+        <w:t xml:space="preserve"> (SLU Artdatabanken, 2025).</w:t>
+      </w:r>
+    </w:p>
+    <w:p>
+      <w:r>
+        <w:rPr>
+          <w:b/>
+        </w:rPr>
+        <w:t xml:space="preserve">Torta </w:t>
+      </w:r>
+      <w:r>
+        <w:t xml:space="preserve">är typisk art för </w:t>
+      </w:r>
+      <w:r>
+        <w:rPr>
+          <w:i/>
+        </w:rPr>
+        <w:t xml:space="preserve">9050 Näringsrik granskog </w:t>
+      </w:r>
+      <w:r>
+        <w:t xml:space="preserve">och </w:t>
+      </w:r>
+      <w:r>
+        <w:rPr>
+          <w:i/>
+        </w:rPr>
+        <w:t xml:space="preserve">9040 Fjällbjörkskog </w:t>
+      </w:r>
+      <w:r>
+        <w:t>(SLU Artdatabanken, 2025).</w:t>
       </w:r>
     </w:p>
     <w:p>
@@ -440,7 +643,7 @@
         <w:rPr>
           <w:i/>
         </w:rPr>
-        <w:t>I det avverkningsanmälda skogsområdet har 3 naturvårdsarter varav 2 rödlistade arter sina livsmiljöer och växtplatser.</w:t>
+        <w:t>I det avverkningsanmälda skogsområdet har 10 naturvårdsarter varav 5 rödlistade arter sina livsmiljöer och växtplatser.</w:t>
       </w:r>
     </w:p>
     <w:p>
@@ -637,7 +840,108 @@
         <w:pStyle w:val="Title"/>
       </w:pPr>
       <w:r>
-        <w:t>BILAGA 1 – Fridlysta arter</w:t>
+        <w:t>BILAGA 1 –</w:t>
+        <w:br/>
+        <w:t>Fridlysta och rödlistade arter</w:t>
+      </w:r>
+    </w:p>
+    <w:p>
+      <w:pPr>
+        <w:pStyle w:val="Heading1"/>
+      </w:pPr>
+      <w:r>
+        <w:t>Lunglav – ekologi samt krav på livsmiljön</w:t>
+      </w:r>
+    </w:p>
+    <w:p>
+      <w:r>
+        <w:t xml:space="preserve">Lunglav (NT) är en av vårt lands främsta signalarter som överallt indikerar gamla lövträd, skogsbestånd med höga naturvärden och ekosystem med lång skoglig kontinuitet. Lokalt kan förekomsten vara mycket riklig men den hittas nästan enbart i gamla och ej slutavverkade skogar. Artens samtliga förekomster bör uppmärksammas från naturvårdssynpunkt, då många lokaler även hyser andra ovanliga och rödlistade arter, däribland de sällsynta lavparasiterna lunglavshårprick (CR), </w:t>
+      </w:r>
+      <w:r>
+        <w:rPr>
+          <w:i/>
+        </w:rPr>
+        <w:t>Abrothallus diederichii</w:t>
+      </w:r>
+      <w:r>
+        <w:t xml:space="preserve"> (VU), </w:t>
+      </w:r>
+      <w:r>
+        <w:rPr>
+          <w:i/>
+        </w:rPr>
+        <w:t>Abrothallus lobariae</w:t>
+      </w:r>
+      <w:r>
+        <w:t xml:space="preserve"> (VU), </w:t>
+      </w:r>
+      <w:r>
+        <w:rPr>
+          <w:i/>
+        </w:rPr>
+        <w:t>Calycina lobariae</w:t>
+      </w:r>
+      <w:r>
+        <w:t xml:space="preserve"> (VU), lunglavsknapp (VU) och skrovelmössing (VU), som växer på lunglav. Rikliga förekomster med lunglav bör skyddas med biotopskydd, frivilliga avsättningar eller reservat (SLU Artdatabanken, 2026; Nitare &amp; Skogsstyrelsen, 2019).</w:t>
+      </w:r>
+    </w:p>
+    <w:p>
+      <w:r>
+        <w:t xml:space="preserve">Lunglav är typisk art för </w:t>
+      </w:r>
+      <w:r>
+        <w:rPr>
+          <w:i/>
+        </w:rPr>
+        <w:t>9010 Taiga, 9020 Nordlig ädellövskog, 9110 Näringsfattig bokskog, 9130 Näringsrik bokskog, 9160 Näringsrik ekskog, 9180 Ädellövskog i branter, 9190 Näringsfattig ekskog, 9070 Trädklädd betesmark, 9040 Fjällbjörkskog</w:t>
+      </w:r>
+      <w:r>
+        <w:t xml:space="preserve"> och</w:t>
+      </w:r>
+      <w:r>
+        <w:rPr>
+          <w:i/>
+        </w:rPr>
+        <w:t xml:space="preserve"> 6530 Lövängar</w:t>
+      </w:r>
+      <w:r>
+        <w:t xml:space="preserve"> (SLU Artdatabanken, 2026).</w:t>
+      </w:r>
+    </w:p>
+    <w:p>
+      <w:pPr>
+        <w:pStyle w:val="Heading2"/>
+      </w:pPr>
+      <w:r>
+        <w:t>Referenser – lunglav</w:t>
+      </w:r>
+    </w:p>
+    <w:p>
+      <w:r>
+        <w:t xml:space="preserve">Nitare, J. och Skogsstyrelsen, 2019. </w:t>
+      </w:r>
+      <w:r>
+        <w:rPr>
+          <w:i/>
+        </w:rPr>
+        <w:t xml:space="preserve">Skyddsvärd skog – Naturvårdsarter och andra kriterier för naturvärdesbedömning. </w:t>
+      </w:r>
+      <w:r>
+        <w:t>Skogsstyrelsen.</w:t>
+      </w:r>
+    </w:p>
+    <w:p>
+      <w:r>
+        <w:t xml:space="preserve">SLU Artdatabanken, 2026. </w:t>
+      </w:r>
+      <w:r>
+        <w:rPr>
+          <w:i/>
+        </w:rPr>
+        <w:t xml:space="preserve">Artfaktablad. Naturvård – artfakta. </w:t>
+      </w:r>
+      <w:r>
+        <w:t>SLU Artdatabanken, Uppsala.</w:t>
       </w:r>
     </w:p>
     <w:p>
@@ -969,7 +1273,7 @@
     <w:r>
       <w:tab/>
       <w:tab/>
-      <w:t>2026-08-15</w:t>
+      <w:t>2026-08-16</w:t>
       <w:br/>
       <w:br/>
     </w:r>

--- a/klagomål/A 30590-2026 FSC-klagomål.docx
+++ b/klagomål/A 30590-2026 FSC-klagomål.docx
@@ -1273,7 +1273,7 @@
     <w:r>
       <w:tab/>
       <w:tab/>
-      <w:t>2026-08-16</w:t>
+      <w:t>2026-08-17</w:t>
       <w:br/>
       <w:br/>
     </w:r>

--- a/klagomål/A 30590-2026 FSC-klagomål.docx
+++ b/klagomål/A 30590-2026 FSC-klagomål.docx
@@ -1273,7 +1273,7 @@
     <w:r>
       <w:tab/>
       <w:tab/>
-      <w:t>2026-08-17</w:t>
+      <w:t>2026-08-18</w:t>
       <w:br/>
       <w:br/>
     </w:r>

--- a/klagomål/A 30590-2026 FSC-klagomål.docx
+++ b/klagomål/A 30590-2026 FSC-klagomål.docx
@@ -1273,7 +1273,7 @@
     <w:r>
       <w:tab/>
       <w:tab/>
-      <w:t>2026-08-18</w:t>
+      <w:t>2026-08-19</w:t>
       <w:br/>
       <w:br/>
     </w:r>

--- a/klagomål/A 30590-2026 FSC-klagomål.docx
+++ b/klagomål/A 30590-2026 FSC-klagomål.docx
@@ -1273,7 +1273,7 @@
     <w:r>
       <w:tab/>
       <w:tab/>
-      <w:t>2026-08-19</w:t>
+      <w:t>2026-08-20</w:t>
       <w:br/>
       <w:br/>
     </w:r>

--- a/klagomål/A 30590-2026 FSC-klagomål.docx
+++ b/klagomål/A 30590-2026 FSC-klagomål.docx
@@ -1273,7 +1273,7 @@
     <w:r>
       <w:tab/>
       <w:tab/>
-      <w:t>2026-08-20</w:t>
+      <w:t>2026-08-21</w:t>
       <w:br/>
       <w:br/>
     </w:r>

--- a/klagomål/A 30590-2026 FSC-klagomål.docx
+++ b/klagomål/A 30590-2026 FSC-klagomål.docx
@@ -1273,7 +1273,7 @@
     <w:r>
       <w:tab/>
       <w:tab/>
-      <w:t>2026-08-21</w:t>
+      <w:t>2026-08-22</w:t>
       <w:br/>
       <w:br/>
     </w:r>

--- a/klagomål/A 30590-2026 FSC-klagomål.docx
+++ b/klagomål/A 30590-2026 FSC-klagomål.docx
@@ -1273,7 +1273,7 @@
     <w:r>
       <w:tab/>
       <w:tab/>
-      <w:t>2026-08-22</w:t>
+      <w:t>2026-08-23</w:t>
       <w:br/>
       <w:br/>
     </w:r>

--- a/klagomål/A 30590-2026 FSC-klagomål.docx
+++ b/klagomål/A 30590-2026 FSC-klagomål.docx
@@ -1273,7 +1273,7 @@
     <w:r>
       <w:tab/>
       <w:tab/>
-      <w:t>2026-08-23</w:t>
+      <w:t>2026-08-24</w:t>
       <w:br/>
       <w:br/>
     </w:r>

--- a/klagomål/A 30590-2026 FSC-klagomål.docx
+++ b/klagomål/A 30590-2026 FSC-klagomål.docx
@@ -1273,7 +1273,7 @@
     <w:r>
       <w:tab/>
       <w:tab/>
-      <w:t>2026-08-24</w:t>
+      <w:t>2026-08-25</w:t>
       <w:br/>
       <w:br/>
     </w:r>

--- a/klagomål/A 30590-2026 FSC-klagomål.docx
+++ b/klagomål/A 30590-2026 FSC-klagomål.docx
@@ -1273,7 +1273,7 @@
     <w:r>
       <w:tab/>
       <w:tab/>
-      <w:t>2026-08-25</w:t>
+      <w:t>2026-08-26</w:t>
       <w:br/>
       <w:br/>
     </w:r>

--- a/klagomål/A 30590-2026 FSC-klagomål.docx
+++ b/klagomål/A 30590-2026 FSC-klagomål.docx
@@ -1273,7 +1273,7 @@
     <w:r>
       <w:tab/>
       <w:tab/>
-      <w:t>2026-08-26</w:t>
+      <w:t>2026-08-27</w:t>
       <w:br/>
       <w:br/>
     </w:r>

--- a/klagomål/A 30590-2026 FSC-klagomål.docx
+++ b/klagomål/A 30590-2026 FSC-klagomål.docx
@@ -1273,7 +1273,7 @@
     <w:r>
       <w:tab/>
       <w:tab/>
-      <w:t>2026-08-27</w:t>
+      <w:t>2026-08-28</w:t>
       <w:br/>
       <w:br/>
     </w:r>

--- a/klagomål/A 30590-2026 FSC-klagomål.docx
+++ b/klagomål/A 30590-2026 FSC-klagomål.docx
@@ -1273,7 +1273,7 @@
     <w:r>
       <w:tab/>
       <w:tab/>
-      <w:t>2026-08-28</w:t>
+      <w:t>2026-08-29</w:t>
       <w:br/>
       <w:br/>
     </w:r>

--- a/klagomål/A 30590-2026 FSC-klagomål.docx
+++ b/klagomål/A 30590-2026 FSC-klagomål.docx
@@ -1273,7 +1273,7 @@
     <w:r>
       <w:tab/>
       <w:tab/>
-      <w:t>2026-08-29</w:t>
+      <w:t>2026-08-31</w:t>
       <w:br/>
       <w:br/>
     </w:r>

--- a/klagomål/A 30590-2026 FSC-klagomål.docx
+++ b/klagomål/A 30590-2026 FSC-klagomål.docx
@@ -1273,7 +1273,7 @@
     <w:r>
       <w:tab/>
       <w:tab/>
-      <w:t>2026-08-31</w:t>
+      <w:t>2026-09-01</w:t>
       <w:br/>
       <w:br/>
     </w:r>

--- a/klagomål/A 30590-2026 FSC-klagomål.docx
+++ b/klagomål/A 30590-2026 FSC-klagomål.docx
@@ -1273,7 +1273,7 @@
     <w:r>
       <w:tab/>
       <w:tab/>
-      <w:t>2026-09-01</w:t>
+      <w:t>2026-09-02</w:t>
       <w:br/>
       <w:br/>
     </w:r>

--- a/klagomål/A 30590-2026 FSC-klagomål.docx
+++ b/klagomål/A 30590-2026 FSC-klagomål.docx
@@ -1273,7 +1273,7 @@
     <w:r>
       <w:tab/>
       <w:tab/>
-      <w:t>2026-09-02</w:t>
+      <w:t>2026-09-03</w:t>
       <w:br/>
       <w:br/>
     </w:r>

--- a/klagomål/A 30590-2026 FSC-klagomål.docx
+++ b/klagomål/A 30590-2026 FSC-klagomål.docx
@@ -1273,7 +1273,7 @@
     <w:r>
       <w:tab/>
       <w:tab/>
-      <w:t>2026-09-03</w:t>
+      <w:t>2026-09-04</w:t>
       <w:br/>
       <w:br/>
     </w:r>

--- a/klagomål/A 30590-2026 FSC-klagomål.docx
+++ b/klagomål/A 30590-2026 FSC-klagomål.docx
@@ -1273,7 +1273,7 @@
     <w:r>
       <w:tab/>
       <w:tab/>
-      <w:t>2026-09-04</w:t>
+      <w:t>2026-09-05</w:t>
       <w:br/>
       <w:br/>
     </w:r>

--- a/klagomål/A 30590-2026 FSC-klagomål.docx
+++ b/klagomål/A 30590-2026 FSC-klagomål.docx
@@ -1273,7 +1273,7 @@
     <w:r>
       <w:tab/>
       <w:tab/>
-      <w:t>2026-09-05</w:t>
+      <w:t>2026-09-06</w:t>
       <w:br/>
       <w:br/>
     </w:r>

--- a/klagomål/A 30590-2026 FSC-klagomål.docx
+++ b/klagomål/A 30590-2026 FSC-klagomål.docx
@@ -1273,7 +1273,7 @@
     <w:r>
       <w:tab/>
       <w:tab/>
-      <w:t>2026-09-06</w:t>
+      <w:t>2026-09-07</w:t>
       <w:br/>
       <w:br/>
     </w:r>

--- a/klagomål/A 30590-2026 FSC-klagomål.docx
+++ b/klagomål/A 30590-2026 FSC-klagomål.docx
@@ -1273,7 +1273,7 @@
     <w:r>
       <w:tab/>
       <w:tab/>
-      <w:t>2026-09-07</w:t>
+      <w:t>2026-09-08</w:t>
       <w:br/>
       <w:br/>
     </w:r>

--- a/klagomål/A 30590-2026 FSC-klagomål.docx
+++ b/klagomål/A 30590-2026 FSC-klagomål.docx
@@ -1273,7 +1273,7 @@
     <w:r>
       <w:tab/>
       <w:tab/>
-      <w:t>2026-09-08</w:t>
+      <w:t>2026-09-09</w:t>
       <w:br/>
       <w:br/>
     </w:r>

--- a/klagomål/A 30590-2026 FSC-klagomål.docx
+++ b/klagomål/A 30590-2026 FSC-klagomål.docx
@@ -1273,7 +1273,7 @@
     <w:r>
       <w:tab/>
       <w:tab/>
-      <w:t>2026-09-09</w:t>
+      <w:t>2026-09-10</w:t>
       <w:br/>
       <w:br/>
     </w:r>

--- a/klagomål/A 30590-2026 FSC-klagomål.docx
+++ b/klagomål/A 30590-2026 FSC-klagomål.docx
@@ -1273,7 +1273,7 @@
     <w:r>
       <w:tab/>
       <w:tab/>
-      <w:t>2026-09-10</w:t>
+      <w:t>2026-09-11</w:t>
       <w:br/>
       <w:br/>
     </w:r>

--- a/klagomål/A 30590-2026 FSC-klagomål.docx
+++ b/klagomål/A 30590-2026 FSC-klagomål.docx
@@ -1273,7 +1273,7 @@
     <w:r>
       <w:tab/>
       <w:tab/>
-      <w:t>2026-09-11</w:t>
+      <w:t>2026-09-12</w:t>
       <w:br/>
       <w:br/>
     </w:r>

--- a/klagomål/A 30590-2026 FSC-klagomål.docx
+++ b/klagomål/A 30590-2026 FSC-klagomål.docx
@@ -1273,7 +1273,7 @@
     <w:r>
       <w:tab/>
       <w:tab/>
-      <w:t>2026-09-12</w:t>
+      <w:t>2026-09-13</w:t>
       <w:br/>
       <w:br/>
     </w:r>
